--- a/lessons/5-7/downloads/reveal/teacher/5.7-session-1-prerequisite-practice-b.docx
+++ b/lessons/5-7/downloads/reveal/teacher/5.7-session-1-prerequisite-practice-b.docx
@@ -15,10 +15,28 @@
         <w:rPr>
           <w:rFonts w:ascii="Avenir Next" w:hAnsi="Avenir Next" w:cs="Avenir Next" w:eastAsia="Avenir Next"/>
           <w:color w:val="1A1A1A"/>
+          <w:sz w:val="22"/>
+          <w:szCs w:val="20"/>
+        </w:rPr>
+        <w:t xml:space="preserve">Name</w:t>
+      </w:r>
+      <w:r>
+        <w:rPr>
+          <w:rFonts w:ascii="Avenir Next" w:hAnsi="Avenir Next" w:cs="Avenir Next" w:eastAsia="Avenir Next"/>
+          <w:color w:val="1A1A1A"/>
           <w:sz w:val="20"/>
           <w:szCs w:val="20"/>
         </w:rPr>
-        <w:t xml:space="preserve">Name</w:t>
+        <w:tab/>
+      </w:r>
+      <w:r>
+        <w:rPr>
+          <w:rFonts w:ascii="Avenir Next" w:hAnsi="Avenir Next" w:cs="Avenir Next" w:eastAsia="Avenir Next"/>
+          <w:color w:val="1A1A1A"/>
+          <w:sz w:val="22"/>
+          <w:szCs w:val="20"/>
+        </w:rPr>
+        <w:t xml:space="preserve">   Date</w:t>
       </w:r>
       <w:r>
         <w:rPr>
@@ -33,25 +51,7 @@
         <w:rPr>
           <w:rFonts w:ascii="Avenir Next" w:hAnsi="Avenir Next" w:cs="Avenir Next" w:eastAsia="Avenir Next"/>
           <w:color w:val="1A1A1A"/>
-          <w:sz w:val="20"/>
-          <w:szCs w:val="20"/>
-        </w:rPr>
-        <w:t xml:space="preserve">   Date</w:t>
-      </w:r>
-      <w:r>
-        <w:rPr>
-          <w:rFonts w:ascii="Avenir Next" w:hAnsi="Avenir Next" w:cs="Avenir Next" w:eastAsia="Avenir Next"/>
-          <w:color w:val="1A1A1A"/>
-          <w:sz w:val="20"/>
-          <w:szCs w:val="20"/>
-        </w:rPr>
-        <w:tab/>
-      </w:r>
-      <w:r>
-        <w:rPr>
-          <w:rFonts w:ascii="Avenir Next" w:hAnsi="Avenir Next" w:cs="Avenir Next" w:eastAsia="Avenir Next"/>
-          <w:color w:val="1A1A1A"/>
-          <w:sz w:val="20"/>
+          <w:sz w:val="22"/>
           <w:szCs w:val="20"/>
         </w:rPr>
         <w:t xml:space="preserve">   Period</w:t>
@@ -78,7 +78,7 @@
           <w:caps/>
           <w:color w:val="003A70"/>
           <w:spacing w:val="12"/>
-          <w:sz w:val="19"/>
+          <w:sz w:val="22"/>
           <w:szCs w:val="19"/>
         </w:rPr>
         <w:t xml:space="preserve">Lesson 5-7  ·  Session 1  ·  Prerequisite Practice B  ·  Skill 1 of 2</w:t>
@@ -86,6 +86,7 @@
     </w:p>
     <w:p>
       <w:pPr>
+        <w:pStyle w:val="Heading1"/>
         <w:keepNext/>
         <w:spacing w:before="0" w:after="10" w:line="240" w:lineRule="auto"/>
       </w:pPr>
@@ -111,7 +112,7 @@
         <w:rPr>
           <w:rFonts w:ascii="Avenir Next" w:hAnsi="Avenir Next" w:cs="Avenir Next" w:eastAsia="Avenir Next"/>
           <w:color w:val="5A5F66"/>
-          <w:sz w:val="17"/>
+          <w:sz w:val="22"/>
           <w:szCs w:val="17"/>
         </w:rPr>
         <w:t xml:space="preserve">Builds on Lesson 5-6 Session 2 · 6.G.A.4</w:t>
@@ -154,6 +155,7 @@
           </w:tcPr>
           <w:p>
             <w:pPr>
+              <w:pStyle w:val="Heading2"/>
               <w:spacing w:before="0" w:after="0" w:line="252" w:lineRule="auto"/>
             </w:pPr>
             <w:r>
@@ -183,7 +185,7 @@
               <w:rPr>
                 <w:rFonts w:ascii="Avenir Next" w:hAnsi="Avenir Next" w:cs="Avenir Next" w:eastAsia="Avenir Next"/>
                 <w:color w:val="1A1A1A"/>
-                <w:sz w:val="20"/>
+                <w:sz w:val="22"/>
                 <w:szCs w:val="20"/>
               </w:rPr>
               <w:t xml:space="preserve">You will find a box’s 3 different faces, like 15 × 12, 15 × 10, and 12 × 10.</w:t>
@@ -203,6 +205,7 @@
           </w:tcPr>
           <w:p>
             <w:pPr>
+              <w:pStyle w:val="Heading2"/>
               <w:spacing w:before="0" w:after="0" w:line="252" w:lineRule="auto"/>
             </w:pPr>
             <w:r>
@@ -232,7 +235,7 @@
               <w:rPr>
                 <w:rFonts w:ascii="Avenir Next" w:hAnsi="Avenir Next" w:cs="Avenir Next" w:eastAsia="Avenir Next"/>
                 <w:color w:val="1A1A1A"/>
-                <w:sz w:val="20"/>
+                <w:sz w:val="22"/>
                 <w:szCs w:val="20"/>
               </w:rPr>
               <w:t xml:space="preserve">Match each box face with the face across from it.  </w:t>
@@ -242,7 +245,7 @@
                 <w:rFonts w:ascii="Avenir Next" w:hAnsi="Avenir Next" w:cs="Avenir Next" w:eastAsia="Avenir Next"/>
                 <w:b/>
                 <w:color w:val="1A1A1A"/>
-                <w:sz w:val="20"/>
+                <w:sz w:val="22"/>
                 <w:szCs w:val="20"/>
               </w:rPr>
               <w:t xml:space="preserve">You will use it in Practice Form A, problems 2 and 7.</w:t>
@@ -253,6 +256,7 @@
     </w:tbl>
     <w:p>
       <w:pPr>
+        <w:pStyle w:val="Heading2"/>
         <w:keepNext/>
         <w:pBdr>
           <w:bottom w:val="single" w:sz="8" w:space="3" w:color="003A70"/>
@@ -268,7 +272,7 @@
           <w:b/>
           <w:color w:val="003A70"/>
           <w:spacing w:val="14"/>
-          <w:sz w:val="19"/>
+          <w:sz w:val="22"/>
           <w:szCs w:val="19"/>
         </w:rPr>
         <w:t xml:space="preserve">STEPS TO FOLLOW</w:t>
@@ -287,7 +291,7 @@
           <w:rFonts w:ascii="Avenir Next" w:hAnsi="Avenir Next" w:cs="Avenir Next" w:eastAsia="Avenir Next"/>
           <w:i/>
           <w:color w:val="5A5F66"/>
-          <w:sz w:val="17"/>
+          <w:sz w:val="22"/>
           <w:szCs w:val="17"/>
         </w:rPr>
         <w:t xml:space="preserve">use these same steps on every problem</w:t>
@@ -329,6 +333,7 @@
           </w:tcPr>
           <w:p>
             <w:pPr>
+              <w:pStyle w:val="Heading1"/>
               <w:spacing w:before="0" w:after="0" w:line="240" w:lineRule="auto"/>
               <w:jc w:val="center"/>
             </w:pPr>
@@ -358,7 +363,7 @@
                 <w:rFonts w:ascii="Avenir Next" w:hAnsi="Avenir Next" w:cs="Avenir Next" w:eastAsia="Avenir Next"/>
                 <w:b/>
                 <w:color w:val="1A1A1A"/>
-                <w:sz w:val="21"/>
+                <w:sz w:val="22"/>
                 <w:szCs w:val="21"/>
               </w:rPr>
               <w:t xml:space="preserve">Top</w:t>
@@ -367,7 +372,7 @@
               <w:rPr>
                 <w:rFonts w:ascii="Avenir Next" w:hAnsi="Avenir Next" w:cs="Avenir Next" w:eastAsia="Avenir Next"/>
                 <w:color w:val="1A1A1A"/>
-                <w:sz w:val="21"/>
+                <w:sz w:val="22"/>
                 <w:szCs w:val="21"/>
               </w:rPr>
               <w:t xml:space="preserve"> and bottom match: length × width.</w:t>
@@ -386,6 +391,7 @@
           </w:tcPr>
           <w:p>
             <w:pPr>
+              <w:pStyle w:val="Heading1"/>
               <w:spacing w:before="0" w:after="0" w:line="240" w:lineRule="auto"/>
               <w:jc w:val="center"/>
             </w:pPr>
@@ -415,7 +421,7 @@
                 <w:rFonts w:ascii="Avenir Next" w:hAnsi="Avenir Next" w:cs="Avenir Next" w:eastAsia="Avenir Next"/>
                 <w:b/>
                 <w:color w:val="1A1A1A"/>
-                <w:sz w:val="21"/>
+                <w:sz w:val="22"/>
                 <w:szCs w:val="21"/>
               </w:rPr>
               <w:t xml:space="preserve">Front</w:t>
@@ -424,7 +430,7 @@
               <w:rPr>
                 <w:rFonts w:ascii="Avenir Next" w:hAnsi="Avenir Next" w:cs="Avenir Next" w:eastAsia="Avenir Next"/>
                 <w:color w:val="1A1A1A"/>
-                <w:sz w:val="21"/>
+                <w:sz w:val="22"/>
                 <w:szCs w:val="21"/>
               </w:rPr>
               <w:t xml:space="preserve"> and back match: length × height.</w:t>
@@ -443,6 +449,7 @@
           </w:tcPr>
           <w:p>
             <w:pPr>
+              <w:pStyle w:val="Heading1"/>
               <w:spacing w:before="0" w:after="0" w:line="240" w:lineRule="auto"/>
               <w:jc w:val="center"/>
             </w:pPr>
@@ -472,7 +479,7 @@
                 <w:rFonts w:ascii="Avenir Next" w:hAnsi="Avenir Next" w:cs="Avenir Next" w:eastAsia="Avenir Next"/>
                 <w:b/>
                 <w:color w:val="1A1A1A"/>
-                <w:sz w:val="21"/>
+                <w:sz w:val="22"/>
                 <w:szCs w:val="21"/>
               </w:rPr>
               <w:t xml:space="preserve">Two</w:t>
@@ -481,7 +488,7 @@
               <w:rPr>
                 <w:rFonts w:ascii="Avenir Next" w:hAnsi="Avenir Next" w:cs="Avenir Next" w:eastAsia="Avenir Next"/>
                 <w:color w:val="1A1A1A"/>
-                <w:sz w:val="21"/>
+                <w:sz w:val="22"/>
                 <w:szCs w:val="21"/>
               </w:rPr>
               <w:t xml:space="preserve"> sides match: width × height.</w:t>
@@ -492,6 +499,7 @@
     </w:tbl>
     <w:p>
       <w:pPr>
+        <w:pStyle w:val="Heading2"/>
         <w:keepNext/>
         <w:pBdr>
           <w:bottom w:val="single" w:sz="8" w:space="3" w:color="003A70"/>
@@ -507,7 +515,7 @@
           <w:b/>
           <w:color w:val="003A70"/>
           <w:spacing w:val="14"/>
-          <w:sz w:val="19"/>
+          <w:sz w:val="22"/>
           <w:szCs w:val="19"/>
         </w:rPr>
         <w:t xml:space="preserve">WATCH ME</w:t>
@@ -526,7 +534,7 @@
           <w:rFonts w:ascii="Avenir Next" w:hAnsi="Avenir Next" w:cs="Avenir Next" w:eastAsia="Avenir Next"/>
           <w:i/>
           <w:color w:val="5A5F66"/>
-          <w:sz w:val="17"/>
+          <w:sz w:val="22"/>
           <w:szCs w:val="17"/>
         </w:rPr>
         <w:t xml:space="preserve">the steps in action</w:t>
@@ -575,7 +583,7 @@
                 <w:rFonts w:ascii="Avenir Next" w:hAnsi="Avenir Next" w:cs="Avenir Next" w:eastAsia="Avenir Next"/>
                 <w:b/>
                 <w:color w:val="1A1A1A"/>
-                <w:sz w:val="21"/>
+                <w:sz w:val="22"/>
                 <w:szCs w:val="21"/>
               </w:rPr>
               <w:t xml:space="preserve">A box is 7 cm by 5 cm by 3 cm. Find one face from each pair.</w:t>
@@ -594,25 +602,25 @@
                 <w:rFonts w:ascii="Avenir Next" w:hAnsi="Avenir Next" w:cs="Avenir Next" w:eastAsia="Avenir Next"/>
                 <w:b/>
                 <w:color w:val="003A70"/>
+                <w:sz w:val="22"/>
+                <w:szCs w:val="19"/>
+              </w:rPr>
+              <w:t xml:space="preserve">Step 1</w:t>
+            </w:r>
+            <w:r>
+              <w:rPr>
+                <w:rFonts w:ascii="Avenir Next" w:hAnsi="Avenir Next" w:cs="Avenir Next" w:eastAsia="Avenir Next"/>
+                <w:color w:val="1A1A1A"/>
                 <w:sz w:val="19"/>
                 <w:szCs w:val="19"/>
               </w:rPr>
-              <w:t xml:space="preserve">Step 1</w:t>
-            </w:r>
-            <w:r>
-              <w:rPr>
-                <w:rFonts w:ascii="Avenir Next" w:hAnsi="Avenir Next" w:cs="Avenir Next" w:eastAsia="Avenir Next"/>
-                <w:color w:val="1A1A1A"/>
-                <w:sz w:val="19"/>
-                <w:szCs w:val="19"/>
-              </w:rPr>
               <w:tab/>
             </w:r>
             <w:r>
               <w:rPr>
                 <w:rFonts w:ascii="Avenir Next" w:hAnsi="Avenir Next" w:cs="Avenir Next" w:eastAsia="Avenir Next"/>
                 <w:color w:val="1A1A1A"/>
-                <w:sz w:val="21"/>
+                <w:sz w:val="22"/>
                 <w:szCs w:val="21"/>
               </w:rPr>
               <w:t xml:space="preserve">Top and bottom: 7 × 5 = 35 cm².</w:t>
@@ -631,25 +639,25 @@
                 <w:rFonts w:ascii="Avenir Next" w:hAnsi="Avenir Next" w:cs="Avenir Next" w:eastAsia="Avenir Next"/>
                 <w:b/>
                 <w:color w:val="003A70"/>
+                <w:sz w:val="22"/>
+                <w:szCs w:val="19"/>
+              </w:rPr>
+              <w:t xml:space="preserve">Step 2</w:t>
+            </w:r>
+            <w:r>
+              <w:rPr>
+                <w:rFonts w:ascii="Avenir Next" w:hAnsi="Avenir Next" w:cs="Avenir Next" w:eastAsia="Avenir Next"/>
+                <w:color w:val="1A1A1A"/>
                 <w:sz w:val="19"/>
                 <w:szCs w:val="19"/>
               </w:rPr>
-              <w:t xml:space="preserve">Step 2</w:t>
-            </w:r>
-            <w:r>
-              <w:rPr>
-                <w:rFonts w:ascii="Avenir Next" w:hAnsi="Avenir Next" w:cs="Avenir Next" w:eastAsia="Avenir Next"/>
-                <w:color w:val="1A1A1A"/>
-                <w:sz w:val="19"/>
-                <w:szCs w:val="19"/>
-              </w:rPr>
               <w:tab/>
             </w:r>
             <w:r>
               <w:rPr>
                 <w:rFonts w:ascii="Avenir Next" w:hAnsi="Avenir Next" w:cs="Avenir Next" w:eastAsia="Avenir Next"/>
                 <w:color w:val="1A1A1A"/>
-                <w:sz w:val="21"/>
+                <w:sz w:val="22"/>
                 <w:szCs w:val="21"/>
               </w:rPr>
               <w:t xml:space="preserve">Front and back: 7 × 3 = 21 cm².</w:t>
@@ -668,25 +676,25 @@
                 <w:rFonts w:ascii="Avenir Next" w:hAnsi="Avenir Next" w:cs="Avenir Next" w:eastAsia="Avenir Next"/>
                 <w:b/>
                 <w:color w:val="003A70"/>
+                <w:sz w:val="22"/>
+                <w:szCs w:val="19"/>
+              </w:rPr>
+              <w:t xml:space="preserve">Step 3</w:t>
+            </w:r>
+            <w:r>
+              <w:rPr>
+                <w:rFonts w:ascii="Avenir Next" w:hAnsi="Avenir Next" w:cs="Avenir Next" w:eastAsia="Avenir Next"/>
+                <w:color w:val="1A1A1A"/>
                 <w:sz w:val="19"/>
                 <w:szCs w:val="19"/>
               </w:rPr>
-              <w:t xml:space="preserve">Step 3</w:t>
-            </w:r>
-            <w:r>
-              <w:rPr>
-                <w:rFonts w:ascii="Avenir Next" w:hAnsi="Avenir Next" w:cs="Avenir Next" w:eastAsia="Avenir Next"/>
-                <w:color w:val="1A1A1A"/>
-                <w:sz w:val="19"/>
-                <w:szCs w:val="19"/>
-              </w:rPr>
               <w:tab/>
             </w:r>
             <w:r>
               <w:rPr>
                 <w:rFonts w:ascii="Avenir Next" w:hAnsi="Avenir Next" w:cs="Avenir Next" w:eastAsia="Avenir Next"/>
                 <w:color w:val="1A1A1A"/>
-                <w:sz w:val="21"/>
+                <w:sz w:val="22"/>
                 <w:szCs w:val="21"/>
               </w:rPr>
               <w:t xml:space="preserve">Two sides: 5 × 3 = 15 cm².</w:t>
@@ -705,18 +713,18 @@
                 <w:rFonts w:ascii="Avenir Next" w:hAnsi="Avenir Next" w:cs="Avenir Next" w:eastAsia="Avenir Next"/>
                 <w:b/>
                 <w:color w:val="1A1A1A"/>
+                <w:sz w:val="22"/>
+                <w:szCs w:val="21"/>
+              </w:rPr>
+              <w:t xml:space="preserve">Answer</w:t>
+            </w:r>
+            <w:r>
+              <w:rPr>
+                <w:rFonts w:ascii="Avenir Next" w:hAnsi="Avenir Next" w:cs="Avenir Next" w:eastAsia="Avenir Next"/>
+                <w:color w:val="1A1A1A"/>
                 <w:sz w:val="21"/>
                 <w:szCs w:val="21"/>
               </w:rPr>
-              <w:t xml:space="preserve">Answer</w:t>
-            </w:r>
-            <w:r>
-              <w:rPr>
-                <w:rFonts w:ascii="Avenir Next" w:hAnsi="Avenir Next" w:cs="Avenir Next" w:eastAsia="Avenir Next"/>
-                <w:color w:val="1A1A1A"/>
-                <w:sz w:val="21"/>
-                <w:szCs w:val="21"/>
-              </w:rPr>
               <w:tab/>
             </w:r>
             <w:r>
@@ -724,7 +732,7 @@
                 <w:rFonts w:ascii="Avenir Next" w:hAnsi="Avenir Next" w:cs="Avenir Next" w:eastAsia="Avenir Next"/>
                 <w:b/>
                 <w:color w:val="1A1A1A"/>
-                <w:sz w:val="21"/>
+                <w:sz w:val="22"/>
                 <w:szCs w:val="21"/>
               </w:rPr>
               <w:t xml:space="preserve">35, 21, and 15 cm², each twice</w:t>
@@ -745,7 +753,7 @@
               <w:drawing>
                 <wp:inline distT="0" distB="0" distL="0" distR="0">
                   <wp:extent cx="1554480" cy="851274"/>
-                  <wp:docPr id="1" name="Figure 1"/>
+                  <wp:docPr id="1" name="Figure 1" descr="Rectangular prism. Length 7 cm, width 5 cm, height 3 cm."/>
                   <a:graphic xmlns:a="http://schemas.openxmlformats.org/drawingml/2006/main">
                     <a:graphicData uri="http://schemas.openxmlformats.org/drawingml/2006/picture">
                       <pic:pic xmlns:pic="http://schemas.openxmlformats.org/drawingml/2006/picture">
@@ -785,6 +793,7 @@
     </w:p>
     <w:p>
       <w:pPr>
+        <w:pStyle w:val="Heading2"/>
         <w:keepNext/>
         <w:pBdr>
           <w:bottom w:val="single" w:sz="8" w:space="3" w:color="003A70"/>
@@ -800,7 +809,7 @@
           <w:b/>
           <w:color w:val="003A70"/>
           <w:spacing w:val="14"/>
-          <w:sz w:val="19"/>
+          <w:sz w:val="22"/>
           <w:szCs w:val="19"/>
         </w:rPr>
         <w:t xml:space="preserve">TRY IT WITH HELP</w:t>
@@ -819,7 +828,7 @@
           <w:rFonts w:ascii="Avenir Next" w:hAnsi="Avenir Next" w:cs="Avenir Next" w:eastAsia="Avenir Next"/>
           <w:i/>
           <w:color w:val="5A5F66"/>
-          <w:sz w:val="17"/>
+          <w:sz w:val="22"/>
           <w:szCs w:val="17"/>
         </w:rPr>
         <w:t xml:space="preserve">fill in each step</w:t>
@@ -877,35 +886,35 @@
           <w:rFonts w:ascii="Avenir Next" w:hAnsi="Avenir Next" w:cs="Avenir Next" w:eastAsia="Avenir Next"/>
           <w:b/>
           <w:color w:val="003A70"/>
+          <w:sz w:val="22"/>
+          <w:szCs w:val="18"/>
+        </w:rPr>
+        <w:t xml:space="preserve">Step 1</w:t>
+      </w:r>
+      <w:r>
+        <w:rPr>
+          <w:rFonts w:ascii="Avenir Next" w:hAnsi="Avenir Next" w:cs="Avenir Next" w:eastAsia="Avenir Next"/>
+          <w:color w:val="1A1A1A"/>
           <w:sz w:val="18"/>
           <w:szCs w:val="18"/>
         </w:rPr>
-        <w:t xml:space="preserve">Step 1</w:t>
-      </w:r>
-      <w:r>
-        <w:rPr>
-          <w:rFonts w:ascii="Avenir Next" w:hAnsi="Avenir Next" w:cs="Avenir Next" w:eastAsia="Avenir Next"/>
-          <w:color w:val="1A1A1A"/>
-          <w:sz w:val="18"/>
-          <w:szCs w:val="18"/>
-        </w:rPr>
         <w:tab/>
       </w:r>
       <w:r>
         <w:rPr>
           <w:rFonts w:ascii="Avenir Next" w:hAnsi="Avenir Next" w:cs="Avenir Next" w:eastAsia="Avenir Next"/>
           <w:color w:val="1A1A1A"/>
+          <w:sz w:val="22"/>
+          <w:szCs w:val="21"/>
+        </w:rPr>
+        <w:t xml:space="preserve">Top: 6 × 4 = </w:t>
+      </w:r>
+      <w:r>
+        <w:rPr>
+          <w:rFonts w:ascii="Avenir Next" w:hAnsi="Avenir Next" w:cs="Avenir Next" w:eastAsia="Avenir Next"/>
+          <w:color w:val="1A1A1A"/>
           <w:sz w:val="21"/>
           <w:szCs w:val="21"/>
-        </w:rPr>
-        <w:t xml:space="preserve">Top: 6 × 4 = </w:t>
-      </w:r>
-      <w:r>
-        <w:rPr>
-          <w:rFonts w:ascii="Avenir Next" w:hAnsi="Avenir Next" w:cs="Avenir Next" w:eastAsia="Avenir Next"/>
-          <w:color w:val="1A1A1A"/>
-          <w:sz w:val="21"/>
-          <w:szCs w:val="21"/>
           <w:u w:val="single"/>
         </w:rPr>
         <w:t xml:space="preserve">                </w:t>
@@ -914,7 +923,7 @@
         <w:rPr>
           <w:rFonts w:ascii="Avenir Next" w:hAnsi="Avenir Next" w:cs="Avenir Next" w:eastAsia="Avenir Next"/>
           <w:color w:val="1A1A1A"/>
-          <w:sz w:val="21"/>
+          <w:sz w:val="22"/>
           <w:szCs w:val="21"/>
         </w:rPr>
         <w:t xml:space="preserve"> in²</w:t>
@@ -934,35 +943,35 @@
           <w:rFonts w:ascii="Avenir Next" w:hAnsi="Avenir Next" w:cs="Avenir Next" w:eastAsia="Avenir Next"/>
           <w:b/>
           <w:color w:val="003A70"/>
+          <w:sz w:val="22"/>
+          <w:szCs w:val="18"/>
+        </w:rPr>
+        <w:t xml:space="preserve">Step 2</w:t>
+      </w:r>
+      <w:r>
+        <w:rPr>
+          <w:rFonts w:ascii="Avenir Next" w:hAnsi="Avenir Next" w:cs="Avenir Next" w:eastAsia="Avenir Next"/>
+          <w:color w:val="1A1A1A"/>
           <w:sz w:val="18"/>
           <w:szCs w:val="18"/>
         </w:rPr>
-        <w:t xml:space="preserve">Step 2</w:t>
-      </w:r>
-      <w:r>
-        <w:rPr>
-          <w:rFonts w:ascii="Avenir Next" w:hAnsi="Avenir Next" w:cs="Avenir Next" w:eastAsia="Avenir Next"/>
-          <w:color w:val="1A1A1A"/>
-          <w:sz w:val="18"/>
-          <w:szCs w:val="18"/>
-        </w:rPr>
         <w:tab/>
       </w:r>
       <w:r>
         <w:rPr>
           <w:rFonts w:ascii="Avenir Next" w:hAnsi="Avenir Next" w:cs="Avenir Next" w:eastAsia="Avenir Next"/>
           <w:color w:val="1A1A1A"/>
+          <w:sz w:val="22"/>
+          <w:szCs w:val="21"/>
+        </w:rPr>
+        <w:t xml:space="preserve">Front: 6 × 2 = </w:t>
+      </w:r>
+      <w:r>
+        <w:rPr>
+          <w:rFonts w:ascii="Avenir Next" w:hAnsi="Avenir Next" w:cs="Avenir Next" w:eastAsia="Avenir Next"/>
+          <w:color w:val="1A1A1A"/>
           <w:sz w:val="21"/>
           <w:szCs w:val="21"/>
-        </w:rPr>
-        <w:t xml:space="preserve">Front: 6 × 2 = </w:t>
-      </w:r>
-      <w:r>
-        <w:rPr>
-          <w:rFonts w:ascii="Avenir Next" w:hAnsi="Avenir Next" w:cs="Avenir Next" w:eastAsia="Avenir Next"/>
-          <w:color w:val="1A1A1A"/>
-          <w:sz w:val="21"/>
-          <w:szCs w:val="21"/>
           <w:u w:val="single"/>
         </w:rPr>
         <w:t xml:space="preserve">                </w:t>
@@ -971,7 +980,7 @@
         <w:rPr>
           <w:rFonts w:ascii="Avenir Next" w:hAnsi="Avenir Next" w:cs="Avenir Next" w:eastAsia="Avenir Next"/>
           <w:color w:val="1A1A1A"/>
-          <w:sz w:val="21"/>
+          <w:sz w:val="22"/>
           <w:szCs w:val="21"/>
         </w:rPr>
         <w:t xml:space="preserve"> in²</w:t>
@@ -991,35 +1000,35 @@
           <w:rFonts w:ascii="Avenir Next" w:hAnsi="Avenir Next" w:cs="Avenir Next" w:eastAsia="Avenir Next"/>
           <w:b/>
           <w:color w:val="003A70"/>
+          <w:sz w:val="22"/>
+          <w:szCs w:val="18"/>
+        </w:rPr>
+        <w:t xml:space="preserve">Step 3</w:t>
+      </w:r>
+      <w:r>
+        <w:rPr>
+          <w:rFonts w:ascii="Avenir Next" w:hAnsi="Avenir Next" w:cs="Avenir Next" w:eastAsia="Avenir Next"/>
+          <w:color w:val="1A1A1A"/>
           <w:sz w:val="18"/>
           <w:szCs w:val="18"/>
         </w:rPr>
-        <w:t xml:space="preserve">Step 3</w:t>
-      </w:r>
-      <w:r>
-        <w:rPr>
-          <w:rFonts w:ascii="Avenir Next" w:hAnsi="Avenir Next" w:cs="Avenir Next" w:eastAsia="Avenir Next"/>
-          <w:color w:val="1A1A1A"/>
-          <w:sz w:val="18"/>
-          <w:szCs w:val="18"/>
-        </w:rPr>
         <w:tab/>
       </w:r>
       <w:r>
         <w:rPr>
           <w:rFonts w:ascii="Avenir Next" w:hAnsi="Avenir Next" w:cs="Avenir Next" w:eastAsia="Avenir Next"/>
           <w:color w:val="1A1A1A"/>
+          <w:sz w:val="22"/>
+          <w:szCs w:val="21"/>
+        </w:rPr>
+        <w:t xml:space="preserve">Side: 4 × 2 = </w:t>
+      </w:r>
+      <w:r>
+        <w:rPr>
+          <w:rFonts w:ascii="Avenir Next" w:hAnsi="Avenir Next" w:cs="Avenir Next" w:eastAsia="Avenir Next"/>
+          <w:color w:val="1A1A1A"/>
           <w:sz w:val="21"/>
           <w:szCs w:val="21"/>
-        </w:rPr>
-        <w:t xml:space="preserve">Side: 4 × 2 = </w:t>
-      </w:r>
-      <w:r>
-        <w:rPr>
-          <w:rFonts w:ascii="Avenir Next" w:hAnsi="Avenir Next" w:cs="Avenir Next" w:eastAsia="Avenir Next"/>
-          <w:color w:val="1A1A1A"/>
-          <w:sz w:val="21"/>
-          <w:szCs w:val="21"/>
           <w:u w:val="single"/>
         </w:rPr>
         <w:t xml:space="preserve">                </w:t>
@@ -1028,7 +1037,7 @@
         <w:rPr>
           <w:rFonts w:ascii="Avenir Next" w:hAnsi="Avenir Next" w:cs="Avenir Next" w:eastAsia="Avenir Next"/>
           <w:color w:val="1A1A1A"/>
-          <w:sz w:val="21"/>
+          <w:sz w:val="22"/>
           <w:szCs w:val="21"/>
         </w:rPr>
         <w:t xml:space="preserve"> in²</w:t>
@@ -1091,35 +1100,35 @@
           <w:rFonts w:ascii="Avenir Next" w:hAnsi="Avenir Next" w:cs="Avenir Next" w:eastAsia="Avenir Next"/>
           <w:b/>
           <w:color w:val="003A70"/>
+          <w:sz w:val="22"/>
+          <w:szCs w:val="18"/>
+        </w:rPr>
+        <w:t xml:space="preserve">Step 1</w:t>
+      </w:r>
+      <w:r>
+        <w:rPr>
+          <w:rFonts w:ascii="Avenir Next" w:hAnsi="Avenir Next" w:cs="Avenir Next" w:eastAsia="Avenir Next"/>
+          <w:color w:val="1A1A1A"/>
           <w:sz w:val="18"/>
           <w:szCs w:val="18"/>
         </w:rPr>
-        <w:t xml:space="preserve">Step 1</w:t>
-      </w:r>
-      <w:r>
-        <w:rPr>
-          <w:rFonts w:ascii="Avenir Next" w:hAnsi="Avenir Next" w:cs="Avenir Next" w:eastAsia="Avenir Next"/>
-          <w:color w:val="1A1A1A"/>
-          <w:sz w:val="18"/>
-          <w:szCs w:val="18"/>
-        </w:rPr>
         <w:tab/>
       </w:r>
       <w:r>
         <w:rPr>
           <w:rFonts w:ascii="Avenir Next" w:hAnsi="Avenir Next" w:cs="Avenir Next" w:eastAsia="Avenir Next"/>
           <w:color w:val="1A1A1A"/>
+          <w:sz w:val="22"/>
+          <w:szCs w:val="21"/>
+        </w:rPr>
+        <w:t xml:space="preserve">Top: 10 × 5 = </w:t>
+      </w:r>
+      <w:r>
+        <w:rPr>
+          <w:rFonts w:ascii="Avenir Next" w:hAnsi="Avenir Next" w:cs="Avenir Next" w:eastAsia="Avenir Next"/>
+          <w:color w:val="1A1A1A"/>
           <w:sz w:val="21"/>
           <w:szCs w:val="21"/>
-        </w:rPr>
-        <w:t xml:space="preserve">Top: 10 × 5 = </w:t>
-      </w:r>
-      <w:r>
-        <w:rPr>
-          <w:rFonts w:ascii="Avenir Next" w:hAnsi="Avenir Next" w:cs="Avenir Next" w:eastAsia="Avenir Next"/>
-          <w:color w:val="1A1A1A"/>
-          <w:sz w:val="21"/>
-          <w:szCs w:val="21"/>
           <w:u w:val="single"/>
         </w:rPr>
         <w:t xml:space="preserve">                </w:t>
@@ -1128,7 +1137,7 @@
         <w:rPr>
           <w:rFonts w:ascii="Avenir Next" w:hAnsi="Avenir Next" w:cs="Avenir Next" w:eastAsia="Avenir Next"/>
           <w:color w:val="1A1A1A"/>
-          <w:sz w:val="21"/>
+          <w:sz w:val="22"/>
           <w:szCs w:val="21"/>
         </w:rPr>
         <w:t xml:space="preserve"> ft²</w:t>
@@ -1148,35 +1157,35 @@
           <w:rFonts w:ascii="Avenir Next" w:hAnsi="Avenir Next" w:cs="Avenir Next" w:eastAsia="Avenir Next"/>
           <w:b/>
           <w:color w:val="003A70"/>
+          <w:sz w:val="22"/>
+          <w:szCs w:val="18"/>
+        </w:rPr>
+        <w:t xml:space="preserve">Step 2</w:t>
+      </w:r>
+      <w:r>
+        <w:rPr>
+          <w:rFonts w:ascii="Avenir Next" w:hAnsi="Avenir Next" w:cs="Avenir Next" w:eastAsia="Avenir Next"/>
+          <w:color w:val="1A1A1A"/>
           <w:sz w:val="18"/>
           <w:szCs w:val="18"/>
         </w:rPr>
-        <w:t xml:space="preserve">Step 2</w:t>
-      </w:r>
-      <w:r>
-        <w:rPr>
-          <w:rFonts w:ascii="Avenir Next" w:hAnsi="Avenir Next" w:cs="Avenir Next" w:eastAsia="Avenir Next"/>
-          <w:color w:val="1A1A1A"/>
-          <w:sz w:val="18"/>
-          <w:szCs w:val="18"/>
-        </w:rPr>
         <w:tab/>
       </w:r>
       <w:r>
         <w:rPr>
           <w:rFonts w:ascii="Avenir Next" w:hAnsi="Avenir Next" w:cs="Avenir Next" w:eastAsia="Avenir Next"/>
           <w:color w:val="1A1A1A"/>
+          <w:sz w:val="22"/>
+          <w:szCs w:val="21"/>
+        </w:rPr>
+        <w:t xml:space="preserve">Front: 10 × 3 = </w:t>
+      </w:r>
+      <w:r>
+        <w:rPr>
+          <w:rFonts w:ascii="Avenir Next" w:hAnsi="Avenir Next" w:cs="Avenir Next" w:eastAsia="Avenir Next"/>
+          <w:color w:val="1A1A1A"/>
           <w:sz w:val="21"/>
           <w:szCs w:val="21"/>
-        </w:rPr>
-        <w:t xml:space="preserve">Front: 10 × 3 = </w:t>
-      </w:r>
-      <w:r>
-        <w:rPr>
-          <w:rFonts w:ascii="Avenir Next" w:hAnsi="Avenir Next" w:cs="Avenir Next" w:eastAsia="Avenir Next"/>
-          <w:color w:val="1A1A1A"/>
-          <w:sz w:val="21"/>
-          <w:szCs w:val="21"/>
           <w:u w:val="single"/>
         </w:rPr>
         <w:t xml:space="preserve">                </w:t>
@@ -1185,7 +1194,7 @@
         <w:rPr>
           <w:rFonts w:ascii="Avenir Next" w:hAnsi="Avenir Next" w:cs="Avenir Next" w:eastAsia="Avenir Next"/>
           <w:color w:val="1A1A1A"/>
-          <w:sz w:val="21"/>
+          <w:sz w:val="22"/>
           <w:szCs w:val="21"/>
         </w:rPr>
         <w:t xml:space="preserve"> ft²</w:t>
@@ -1205,35 +1214,35 @@
           <w:rFonts w:ascii="Avenir Next" w:hAnsi="Avenir Next" w:cs="Avenir Next" w:eastAsia="Avenir Next"/>
           <w:b/>
           <w:color w:val="003A70"/>
+          <w:sz w:val="22"/>
+          <w:szCs w:val="18"/>
+        </w:rPr>
+        <w:t xml:space="preserve">Step 3</w:t>
+      </w:r>
+      <w:r>
+        <w:rPr>
+          <w:rFonts w:ascii="Avenir Next" w:hAnsi="Avenir Next" w:cs="Avenir Next" w:eastAsia="Avenir Next"/>
+          <w:color w:val="1A1A1A"/>
           <w:sz w:val="18"/>
           <w:szCs w:val="18"/>
         </w:rPr>
-        <w:t xml:space="preserve">Step 3</w:t>
-      </w:r>
-      <w:r>
-        <w:rPr>
-          <w:rFonts w:ascii="Avenir Next" w:hAnsi="Avenir Next" w:cs="Avenir Next" w:eastAsia="Avenir Next"/>
-          <w:color w:val="1A1A1A"/>
-          <w:sz w:val="18"/>
-          <w:szCs w:val="18"/>
-        </w:rPr>
         <w:tab/>
       </w:r>
       <w:r>
         <w:rPr>
           <w:rFonts w:ascii="Avenir Next" w:hAnsi="Avenir Next" w:cs="Avenir Next" w:eastAsia="Avenir Next"/>
           <w:color w:val="1A1A1A"/>
+          <w:sz w:val="22"/>
+          <w:szCs w:val="21"/>
+        </w:rPr>
+        <w:t xml:space="preserve">Side: 5 × 3 = </w:t>
+      </w:r>
+      <w:r>
+        <w:rPr>
+          <w:rFonts w:ascii="Avenir Next" w:hAnsi="Avenir Next" w:cs="Avenir Next" w:eastAsia="Avenir Next"/>
+          <w:color w:val="1A1A1A"/>
           <w:sz w:val="21"/>
           <w:szCs w:val="21"/>
-        </w:rPr>
-        <w:t xml:space="preserve">Side: 5 × 3 = </w:t>
-      </w:r>
-      <w:r>
-        <w:rPr>
-          <w:rFonts w:ascii="Avenir Next" w:hAnsi="Avenir Next" w:cs="Avenir Next" w:eastAsia="Avenir Next"/>
-          <w:color w:val="1A1A1A"/>
-          <w:sz w:val="21"/>
-          <w:szCs w:val="21"/>
           <w:u w:val="single"/>
         </w:rPr>
         <w:t xml:space="preserve">                </w:t>
@@ -1242,7 +1251,7 @@
         <w:rPr>
           <w:rFonts w:ascii="Avenir Next" w:hAnsi="Avenir Next" w:cs="Avenir Next" w:eastAsia="Avenir Next"/>
           <w:color w:val="1A1A1A"/>
-          <w:sz w:val="21"/>
+          <w:sz w:val="22"/>
           <w:szCs w:val="21"/>
         </w:rPr>
         <w:t xml:space="preserve"> ft²</w:t>
@@ -1255,6 +1264,7 @@
     </w:p>
     <w:p>
       <w:pPr>
+        <w:pStyle w:val="Heading2"/>
         <w:keepNext/>
         <w:pBdr>
           <w:bottom w:val="single" w:sz="8" w:space="3" w:color="003A70"/>
@@ -1270,7 +1280,7 @@
           <w:b/>
           <w:color w:val="003A70"/>
           <w:spacing w:val="14"/>
-          <w:sz w:val="19"/>
+          <w:sz w:val="22"/>
           <w:szCs w:val="19"/>
         </w:rPr>
         <w:t xml:space="preserve">YOUR TURN</w:t>
@@ -1289,7 +1299,7 @@
           <w:rFonts w:ascii="Avenir Next" w:hAnsi="Avenir Next" w:cs="Avenir Next" w:eastAsia="Avenir Next"/>
           <w:i/>
           <w:color w:val="5A5F66"/>
-          <w:sz w:val="17"/>
+          <w:sz w:val="22"/>
           <w:szCs w:val="17"/>
         </w:rPr>
         <w:t xml:space="preserve">use the steps on your own</w:t>
@@ -1684,7 +1694,7 @@
           <w:caps/>
           <w:color w:val="003A70"/>
           <w:spacing w:val="12"/>
-          <w:sz w:val="19"/>
+          <w:sz w:val="22"/>
           <w:szCs w:val="19"/>
         </w:rPr>
         <w:t xml:space="preserve">Lesson 5-7  ·  Session 1  ·  Prerequisite Practice B  ·  Skill 2 of 2</w:t>
@@ -1692,6 +1702,7 @@
     </w:p>
     <w:p>
       <w:pPr>
+        <w:pStyle w:val="Heading1"/>
         <w:keepNext/>
         <w:spacing w:before="0" w:after="10" w:line="240" w:lineRule="auto"/>
       </w:pPr>
@@ -1717,7 +1728,7 @@
         <w:rPr>
           <w:rFonts w:ascii="Avenir Next" w:hAnsi="Avenir Next" w:cs="Avenir Next" w:eastAsia="Avenir Next"/>
           <w:color w:val="5A5F66"/>
-          <w:sz w:val="17"/>
+          <w:sz w:val="22"/>
           <w:szCs w:val="17"/>
         </w:rPr>
         <w:t xml:space="preserve">Builds on Grade 4 · 4.MD.A.3</w:t>
@@ -1760,6 +1771,7 @@
           </w:tcPr>
           <w:p>
             <w:pPr>
+              <w:pStyle w:val="Heading2"/>
               <w:spacing w:before="0" w:after="0" w:line="252" w:lineRule="auto"/>
             </w:pPr>
             <w:r>
@@ -1789,7 +1801,7 @@
               <w:rPr>
                 <w:rFonts w:ascii="Avenir Next" w:hAnsi="Avenir Next" w:cs="Avenir Next" w:eastAsia="Avenir Next"/>
                 <w:color w:val="1A1A1A"/>
-                <w:sz w:val="20"/>
+                <w:sz w:val="22"/>
                 <w:szCs w:val="20"/>
               </w:rPr>
               <w:t xml:space="preserve">You will find each face of a carton, like 15 in × 12 in.</w:t>
@@ -1809,6 +1821,7 @@
           </w:tcPr>
           <w:p>
             <w:pPr>
+              <w:pStyle w:val="Heading2"/>
               <w:spacing w:before="0" w:after="0" w:line="252" w:lineRule="auto"/>
             </w:pPr>
             <w:r>
@@ -1838,7 +1851,7 @@
               <w:rPr>
                 <w:rFonts w:ascii="Avenir Next" w:hAnsi="Avenir Next" w:cs="Avenir Next" w:eastAsia="Avenir Next"/>
                 <w:color w:val="1A1A1A"/>
-                <w:sz w:val="20"/>
+                <w:sz w:val="22"/>
                 <w:szCs w:val="20"/>
               </w:rPr>
               <w:t xml:space="preserve">Find a rectangle’s area: length × width, like 14 in × 6 in.  </w:t>
@@ -1848,7 +1861,7 @@
                 <w:rFonts w:ascii="Avenir Next" w:hAnsi="Avenir Next" w:cs="Avenir Next" w:eastAsia="Avenir Next"/>
                 <w:b/>
                 <w:color w:val="1A1A1A"/>
-                <w:sz w:val="20"/>
+                <w:sz w:val="22"/>
                 <w:szCs w:val="20"/>
               </w:rPr>
               <w:t xml:space="preserve">You will use it in Practice Form A, problems 3 and 7.</w:t>
@@ -1859,6 +1872,7 @@
     </w:tbl>
     <w:p>
       <w:pPr>
+        <w:pStyle w:val="Heading2"/>
         <w:keepNext/>
         <w:pBdr>
           <w:bottom w:val="single" w:sz="8" w:space="3" w:color="003A70"/>
@@ -1874,7 +1888,7 @@
           <w:b/>
           <w:color w:val="003A70"/>
           <w:spacing w:val="14"/>
-          <w:sz w:val="19"/>
+          <w:sz w:val="22"/>
           <w:szCs w:val="19"/>
         </w:rPr>
         <w:t xml:space="preserve">STEPS TO FOLLOW</w:t>
@@ -1893,7 +1907,7 @@
           <w:rFonts w:ascii="Avenir Next" w:hAnsi="Avenir Next" w:cs="Avenir Next" w:eastAsia="Avenir Next"/>
           <w:i/>
           <w:color w:val="5A5F66"/>
-          <w:sz w:val="17"/>
+          <w:sz w:val="22"/>
           <w:szCs w:val="17"/>
         </w:rPr>
         <w:t xml:space="preserve">use these same steps on every problem</w:t>
@@ -1935,6 +1949,7 @@
           </w:tcPr>
           <w:p>
             <w:pPr>
+              <w:pStyle w:val="Heading1"/>
               <w:spacing w:before="0" w:after="0" w:line="240" w:lineRule="auto"/>
               <w:jc w:val="center"/>
             </w:pPr>
@@ -1964,7 +1979,7 @@
                 <w:rFonts w:ascii="Avenir Next" w:hAnsi="Avenir Next" w:cs="Avenir Next" w:eastAsia="Avenir Next"/>
                 <w:b/>
                 <w:color w:val="1A1A1A"/>
-                <w:sz w:val="21"/>
+                <w:sz w:val="22"/>
                 <w:szCs w:val="21"/>
               </w:rPr>
               <w:t xml:space="preserve">Break</w:t>
@@ -1973,7 +1988,7 @@
               <w:rPr>
                 <w:rFonts w:ascii="Avenir Next" w:hAnsi="Avenir Next" w:cs="Avenir Next" w:eastAsia="Avenir Next"/>
                 <w:color w:val="1A1A1A"/>
-                <w:sz w:val="21"/>
+                <w:sz w:val="22"/>
                 <w:szCs w:val="21"/>
               </w:rPr>
               <w:t xml:space="preserve"> the longer side into tens and ones.</w:t>
@@ -1992,6 +2007,7 @@
           </w:tcPr>
           <w:p>
             <w:pPr>
+              <w:pStyle w:val="Heading1"/>
               <w:spacing w:before="0" w:after="0" w:line="240" w:lineRule="auto"/>
               <w:jc w:val="center"/>
             </w:pPr>
@@ -2021,7 +2037,7 @@
                 <w:rFonts w:ascii="Avenir Next" w:hAnsi="Avenir Next" w:cs="Avenir Next" w:eastAsia="Avenir Next"/>
                 <w:b/>
                 <w:color w:val="1A1A1A"/>
-                <w:sz w:val="21"/>
+                <w:sz w:val="22"/>
                 <w:szCs w:val="21"/>
               </w:rPr>
               <w:t xml:space="preserve">Multiply</w:t>
@@ -2030,7 +2046,7 @@
               <w:rPr>
                 <w:rFonts w:ascii="Avenir Next" w:hAnsi="Avenir Next" w:cs="Avenir Next" w:eastAsia="Avenir Next"/>
                 <w:color w:val="1A1A1A"/>
-                <w:sz w:val="21"/>
+                <w:sz w:val="22"/>
                 <w:szCs w:val="21"/>
               </w:rPr>
               <w:t xml:space="preserve"> each part by the other side.</w:t>
@@ -2049,6 +2065,7 @@
           </w:tcPr>
           <w:p>
             <w:pPr>
+              <w:pStyle w:val="Heading1"/>
               <w:spacing w:before="0" w:after="0" w:line="240" w:lineRule="auto"/>
               <w:jc w:val="center"/>
             </w:pPr>
@@ -2078,7 +2095,7 @@
                 <w:rFonts w:ascii="Avenir Next" w:hAnsi="Avenir Next" w:cs="Avenir Next" w:eastAsia="Avenir Next"/>
                 <w:b/>
                 <w:color w:val="1A1A1A"/>
-                <w:sz w:val="21"/>
+                <w:sz w:val="22"/>
                 <w:szCs w:val="21"/>
               </w:rPr>
               <w:t xml:space="preserve">Add</w:t>
@@ -2087,7 +2104,7 @@
               <w:rPr>
                 <w:rFonts w:ascii="Avenir Next" w:hAnsi="Avenir Next" w:cs="Avenir Next" w:eastAsia="Avenir Next"/>
                 <w:color w:val="1A1A1A"/>
-                <w:sz w:val="21"/>
+                <w:sz w:val="22"/>
                 <w:szCs w:val="21"/>
               </w:rPr>
               <w:t xml:space="preserve"> the parts. Write square units.</w:t>
@@ -2098,6 +2115,7 @@
     </w:tbl>
     <w:p>
       <w:pPr>
+        <w:pStyle w:val="Heading2"/>
         <w:keepNext/>
         <w:pBdr>
           <w:bottom w:val="single" w:sz="8" w:space="3" w:color="003A70"/>
@@ -2113,7 +2131,7 @@
           <w:b/>
           <w:color w:val="003A70"/>
           <w:spacing w:val="14"/>
-          <w:sz w:val="19"/>
+          <w:sz w:val="22"/>
           <w:szCs w:val="19"/>
         </w:rPr>
         <w:t xml:space="preserve">WATCH ME</w:t>
@@ -2132,7 +2150,7 @@
           <w:rFonts w:ascii="Avenir Next" w:hAnsi="Avenir Next" w:cs="Avenir Next" w:eastAsia="Avenir Next"/>
           <w:i/>
           <w:color w:val="5A5F66"/>
-          <w:sz w:val="17"/>
+          <w:sz w:val="22"/>
           <w:szCs w:val="17"/>
         </w:rPr>
         <w:t xml:space="preserve">the steps in action</w:t>
@@ -2147,7 +2165,7 @@
           <w:rFonts w:ascii="Avenir Next" w:hAnsi="Avenir Next" w:cs="Avenir Next" w:eastAsia="Avenir Next"/>
           <w:b/>
           <w:color w:val="1A1A1A"/>
-          <w:sz w:val="21"/>
+          <w:sz w:val="22"/>
           <w:szCs w:val="21"/>
         </w:rPr>
         <w:t xml:space="preserve">A face is 14 in by 6 in. Find its area.</w:t>
@@ -2166,25 +2184,25 @@
           <w:rFonts w:ascii="Avenir Next" w:hAnsi="Avenir Next" w:cs="Avenir Next" w:eastAsia="Avenir Next"/>
           <w:b/>
           <w:color w:val="003A70"/>
+          <w:sz w:val="22"/>
+          <w:szCs w:val="19"/>
+        </w:rPr>
+        <w:t xml:space="preserve">Step 1</w:t>
+      </w:r>
+      <w:r>
+        <w:rPr>
+          <w:rFonts w:ascii="Avenir Next" w:hAnsi="Avenir Next" w:cs="Avenir Next" w:eastAsia="Avenir Next"/>
+          <w:color w:val="1A1A1A"/>
           <w:sz w:val="19"/>
           <w:szCs w:val="19"/>
         </w:rPr>
-        <w:t xml:space="preserve">Step 1</w:t>
-      </w:r>
-      <w:r>
-        <w:rPr>
-          <w:rFonts w:ascii="Avenir Next" w:hAnsi="Avenir Next" w:cs="Avenir Next" w:eastAsia="Avenir Next"/>
-          <w:color w:val="1A1A1A"/>
-          <w:sz w:val="19"/>
-          <w:szCs w:val="19"/>
-        </w:rPr>
         <w:tab/>
       </w:r>
       <w:r>
         <w:rPr>
           <w:rFonts w:ascii="Avenir Next" w:hAnsi="Avenir Next" w:cs="Avenir Next" w:eastAsia="Avenir Next"/>
           <w:color w:val="1A1A1A"/>
-          <w:sz w:val="21"/>
+          <w:sz w:val="22"/>
           <w:szCs w:val="21"/>
         </w:rPr>
         <w:t xml:space="preserve">14 = 10 + 4.</w:t>
@@ -2203,25 +2221,25 @@
           <w:rFonts w:ascii="Avenir Next" w:hAnsi="Avenir Next" w:cs="Avenir Next" w:eastAsia="Avenir Next"/>
           <w:b/>
           <w:color w:val="003A70"/>
+          <w:sz w:val="22"/>
+          <w:szCs w:val="19"/>
+        </w:rPr>
+        <w:t xml:space="preserve">Step 2</w:t>
+      </w:r>
+      <w:r>
+        <w:rPr>
+          <w:rFonts w:ascii="Avenir Next" w:hAnsi="Avenir Next" w:cs="Avenir Next" w:eastAsia="Avenir Next"/>
+          <w:color w:val="1A1A1A"/>
           <w:sz w:val="19"/>
           <w:szCs w:val="19"/>
         </w:rPr>
-        <w:t xml:space="preserve">Step 2</w:t>
-      </w:r>
-      <w:r>
-        <w:rPr>
-          <w:rFonts w:ascii="Avenir Next" w:hAnsi="Avenir Next" w:cs="Avenir Next" w:eastAsia="Avenir Next"/>
-          <w:color w:val="1A1A1A"/>
-          <w:sz w:val="19"/>
-          <w:szCs w:val="19"/>
-        </w:rPr>
         <w:tab/>
       </w:r>
       <w:r>
         <w:rPr>
           <w:rFonts w:ascii="Avenir Next" w:hAnsi="Avenir Next" w:cs="Avenir Next" w:eastAsia="Avenir Next"/>
           <w:color w:val="1A1A1A"/>
-          <w:sz w:val="21"/>
+          <w:sz w:val="22"/>
           <w:szCs w:val="21"/>
         </w:rPr>
         <w:t xml:space="preserve">10 × 6 = 60 and 4 × 6 = 24.</w:t>
@@ -2240,25 +2258,25 @@
           <w:rFonts w:ascii="Avenir Next" w:hAnsi="Avenir Next" w:cs="Avenir Next" w:eastAsia="Avenir Next"/>
           <w:b/>
           <w:color w:val="003A70"/>
+          <w:sz w:val="22"/>
+          <w:szCs w:val="19"/>
+        </w:rPr>
+        <w:t xml:space="preserve">Step 3</w:t>
+      </w:r>
+      <w:r>
+        <w:rPr>
+          <w:rFonts w:ascii="Avenir Next" w:hAnsi="Avenir Next" w:cs="Avenir Next" w:eastAsia="Avenir Next"/>
+          <w:color w:val="1A1A1A"/>
           <w:sz w:val="19"/>
           <w:szCs w:val="19"/>
         </w:rPr>
-        <w:t xml:space="preserve">Step 3</w:t>
-      </w:r>
-      <w:r>
-        <w:rPr>
-          <w:rFonts w:ascii="Avenir Next" w:hAnsi="Avenir Next" w:cs="Avenir Next" w:eastAsia="Avenir Next"/>
-          <w:color w:val="1A1A1A"/>
-          <w:sz w:val="19"/>
-          <w:szCs w:val="19"/>
-        </w:rPr>
         <w:tab/>
       </w:r>
       <w:r>
         <w:rPr>
           <w:rFonts w:ascii="Avenir Next" w:hAnsi="Avenir Next" w:cs="Avenir Next" w:eastAsia="Avenir Next"/>
           <w:color w:val="1A1A1A"/>
-          <w:sz w:val="21"/>
+          <w:sz w:val="22"/>
           <w:szCs w:val="21"/>
         </w:rPr>
         <w:t xml:space="preserve">60 + 24 = 84, so 84 in².</w:t>
@@ -2277,18 +2295,18 @@
           <w:rFonts w:ascii="Avenir Next" w:hAnsi="Avenir Next" w:cs="Avenir Next" w:eastAsia="Avenir Next"/>
           <w:b/>
           <w:color w:val="1A1A1A"/>
+          <w:sz w:val="22"/>
+          <w:szCs w:val="21"/>
+        </w:rPr>
+        <w:t xml:space="preserve">Answer</w:t>
+      </w:r>
+      <w:r>
+        <w:rPr>
+          <w:rFonts w:ascii="Avenir Next" w:hAnsi="Avenir Next" w:cs="Avenir Next" w:eastAsia="Avenir Next"/>
+          <w:color w:val="1A1A1A"/>
           <w:sz w:val="21"/>
           <w:szCs w:val="21"/>
         </w:rPr>
-        <w:t xml:space="preserve">Answer</w:t>
-      </w:r>
-      <w:r>
-        <w:rPr>
-          <w:rFonts w:ascii="Avenir Next" w:hAnsi="Avenir Next" w:cs="Avenir Next" w:eastAsia="Avenir Next"/>
-          <w:color w:val="1A1A1A"/>
-          <w:sz w:val="21"/>
-          <w:szCs w:val="21"/>
-        </w:rPr>
         <w:tab/>
       </w:r>
       <w:r>
@@ -2296,7 +2314,7 @@
           <w:rFonts w:ascii="Avenir Next" w:hAnsi="Avenir Next" w:cs="Avenir Next" w:eastAsia="Avenir Next"/>
           <w:b/>
           <w:color w:val="1A1A1A"/>
-          <w:sz w:val="21"/>
+          <w:sz w:val="22"/>
           <w:szCs w:val="21"/>
         </w:rPr>
         <w:t xml:space="preserve">84 in²</w:t>
@@ -2304,6 +2322,7 @@
     </w:p>
     <w:p>
       <w:pPr>
+        <w:pStyle w:val="Heading2"/>
         <w:keepNext/>
         <w:pBdr>
           <w:bottom w:val="single" w:sz="8" w:space="3" w:color="003A70"/>
@@ -2319,7 +2338,7 @@
           <w:b/>
           <w:color w:val="003A70"/>
           <w:spacing w:val="14"/>
-          <w:sz w:val="19"/>
+          <w:sz w:val="22"/>
           <w:szCs w:val="19"/>
         </w:rPr>
         <w:t xml:space="preserve">TRY IT WITH HELP</w:t>
@@ -2338,7 +2357,7 @@
           <w:rFonts w:ascii="Avenir Next" w:hAnsi="Avenir Next" w:cs="Avenir Next" w:eastAsia="Avenir Next"/>
           <w:i/>
           <w:color w:val="5A5F66"/>
-          <w:sz w:val="17"/>
+          <w:sz w:val="22"/>
           <w:szCs w:val="17"/>
         </w:rPr>
         <w:t xml:space="preserve">fill in each step</w:t>
@@ -2396,25 +2415,25 @@
           <w:rFonts w:ascii="Avenir Next" w:hAnsi="Avenir Next" w:cs="Avenir Next" w:eastAsia="Avenir Next"/>
           <w:b/>
           <w:color w:val="003A70"/>
+          <w:sz w:val="22"/>
+          <w:szCs w:val="18"/>
+        </w:rPr>
+        <w:t xml:space="preserve">Step 1</w:t>
+      </w:r>
+      <w:r>
+        <w:rPr>
+          <w:rFonts w:ascii="Avenir Next" w:hAnsi="Avenir Next" w:cs="Avenir Next" w:eastAsia="Avenir Next"/>
+          <w:color w:val="1A1A1A"/>
           <w:sz w:val="18"/>
           <w:szCs w:val="18"/>
         </w:rPr>
-        <w:t xml:space="preserve">Step 1</w:t>
-      </w:r>
-      <w:r>
-        <w:rPr>
-          <w:rFonts w:ascii="Avenir Next" w:hAnsi="Avenir Next" w:cs="Avenir Next" w:eastAsia="Avenir Next"/>
-          <w:color w:val="1A1A1A"/>
-          <w:sz w:val="18"/>
-          <w:szCs w:val="18"/>
-        </w:rPr>
         <w:tab/>
       </w:r>
       <w:r>
         <w:rPr>
           <w:rFonts w:ascii="Avenir Next" w:hAnsi="Avenir Next" w:cs="Avenir Next" w:eastAsia="Avenir Next"/>
           <w:color w:val="1A1A1A"/>
-          <w:sz w:val="21"/>
+          <w:sz w:val="22"/>
           <w:szCs w:val="21"/>
         </w:rPr>
         <w:t xml:space="preserve">18 = 10 + </w:t>
@@ -2444,35 +2463,35 @@
           <w:rFonts w:ascii="Avenir Next" w:hAnsi="Avenir Next" w:cs="Avenir Next" w:eastAsia="Avenir Next"/>
           <w:b/>
           <w:color w:val="003A70"/>
+          <w:sz w:val="22"/>
+          <w:szCs w:val="18"/>
+        </w:rPr>
+        <w:t xml:space="preserve">Step 2</w:t>
+      </w:r>
+      <w:r>
+        <w:rPr>
+          <w:rFonts w:ascii="Avenir Next" w:hAnsi="Avenir Next" w:cs="Avenir Next" w:eastAsia="Avenir Next"/>
+          <w:color w:val="1A1A1A"/>
           <w:sz w:val="18"/>
           <w:szCs w:val="18"/>
         </w:rPr>
-        <w:t xml:space="preserve">Step 2</w:t>
-      </w:r>
-      <w:r>
-        <w:rPr>
-          <w:rFonts w:ascii="Avenir Next" w:hAnsi="Avenir Next" w:cs="Avenir Next" w:eastAsia="Avenir Next"/>
-          <w:color w:val="1A1A1A"/>
-          <w:sz w:val="18"/>
-          <w:szCs w:val="18"/>
-        </w:rPr>
         <w:tab/>
       </w:r>
       <w:r>
         <w:rPr>
           <w:rFonts w:ascii="Avenir Next" w:hAnsi="Avenir Next" w:cs="Avenir Next" w:eastAsia="Avenir Next"/>
           <w:color w:val="1A1A1A"/>
+          <w:sz w:val="22"/>
+          <w:szCs w:val="21"/>
+        </w:rPr>
+        <w:t xml:space="preserve">10 × 6 = </w:t>
+      </w:r>
+      <w:r>
+        <w:rPr>
+          <w:rFonts w:ascii="Avenir Next" w:hAnsi="Avenir Next" w:cs="Avenir Next" w:eastAsia="Avenir Next"/>
+          <w:color w:val="1A1A1A"/>
           <w:sz w:val="21"/>
           <w:szCs w:val="21"/>
-        </w:rPr>
-        <w:t xml:space="preserve">10 × 6 = </w:t>
-      </w:r>
-      <w:r>
-        <w:rPr>
-          <w:rFonts w:ascii="Avenir Next" w:hAnsi="Avenir Next" w:cs="Avenir Next" w:eastAsia="Avenir Next"/>
-          <w:color w:val="1A1A1A"/>
-          <w:sz w:val="21"/>
-          <w:szCs w:val="21"/>
           <w:u w:val="single"/>
         </w:rPr>
         <w:t xml:space="preserve">                </w:t>
@@ -2481,7 +2500,7 @@
         <w:rPr>
           <w:rFonts w:ascii="Avenir Next" w:hAnsi="Avenir Next" w:cs="Avenir Next" w:eastAsia="Avenir Next"/>
           <w:color w:val="1A1A1A"/>
-          <w:sz w:val="21"/>
+          <w:sz w:val="22"/>
           <w:szCs w:val="21"/>
         </w:rPr>
         <w:t xml:space="preserve"> and 8 × 6 = </w:t>
@@ -2511,35 +2530,35 @@
           <w:rFonts w:ascii="Avenir Next" w:hAnsi="Avenir Next" w:cs="Avenir Next" w:eastAsia="Avenir Next"/>
           <w:b/>
           <w:color w:val="003A70"/>
+          <w:sz w:val="22"/>
+          <w:szCs w:val="18"/>
+        </w:rPr>
+        <w:t xml:space="preserve">Step 3</w:t>
+      </w:r>
+      <w:r>
+        <w:rPr>
+          <w:rFonts w:ascii="Avenir Next" w:hAnsi="Avenir Next" w:cs="Avenir Next" w:eastAsia="Avenir Next"/>
+          <w:color w:val="1A1A1A"/>
           <w:sz w:val="18"/>
           <w:szCs w:val="18"/>
         </w:rPr>
-        <w:t xml:space="preserve">Step 3</w:t>
-      </w:r>
-      <w:r>
-        <w:rPr>
-          <w:rFonts w:ascii="Avenir Next" w:hAnsi="Avenir Next" w:cs="Avenir Next" w:eastAsia="Avenir Next"/>
-          <w:color w:val="1A1A1A"/>
-          <w:sz w:val="18"/>
-          <w:szCs w:val="18"/>
-        </w:rPr>
         <w:tab/>
       </w:r>
       <w:r>
         <w:rPr>
           <w:rFonts w:ascii="Avenir Next" w:hAnsi="Avenir Next" w:cs="Avenir Next" w:eastAsia="Avenir Next"/>
           <w:color w:val="1A1A1A"/>
+          <w:sz w:val="22"/>
+          <w:szCs w:val="21"/>
+        </w:rPr>
+        <w:t xml:space="preserve">60 + 48 = </w:t>
+      </w:r>
+      <w:r>
+        <w:rPr>
+          <w:rFonts w:ascii="Avenir Next" w:hAnsi="Avenir Next" w:cs="Avenir Next" w:eastAsia="Avenir Next"/>
+          <w:color w:val="1A1A1A"/>
           <w:sz w:val="21"/>
           <w:szCs w:val="21"/>
-        </w:rPr>
-        <w:t xml:space="preserve">60 + 48 = </w:t>
-      </w:r>
-      <w:r>
-        <w:rPr>
-          <w:rFonts w:ascii="Avenir Next" w:hAnsi="Avenir Next" w:cs="Avenir Next" w:eastAsia="Avenir Next"/>
-          <w:color w:val="1A1A1A"/>
-          <w:sz w:val="21"/>
-          <w:szCs w:val="21"/>
           <w:u w:val="single"/>
         </w:rPr>
         <w:t xml:space="preserve">                </w:t>
@@ -2548,7 +2567,7 @@
         <w:rPr>
           <w:rFonts w:ascii="Avenir Next" w:hAnsi="Avenir Next" w:cs="Avenir Next" w:eastAsia="Avenir Next"/>
           <w:color w:val="1A1A1A"/>
-          <w:sz w:val="21"/>
+          <w:sz w:val="22"/>
           <w:szCs w:val="21"/>
         </w:rPr>
         <w:t xml:space="preserve"> cm²</w:t>
@@ -2611,25 +2630,25 @@
           <w:rFonts w:ascii="Avenir Next" w:hAnsi="Avenir Next" w:cs="Avenir Next" w:eastAsia="Avenir Next"/>
           <w:b/>
           <w:color w:val="003A70"/>
+          <w:sz w:val="22"/>
+          <w:szCs w:val="18"/>
+        </w:rPr>
+        <w:t xml:space="preserve">Step 1</w:t>
+      </w:r>
+      <w:r>
+        <w:rPr>
+          <w:rFonts w:ascii="Avenir Next" w:hAnsi="Avenir Next" w:cs="Avenir Next" w:eastAsia="Avenir Next"/>
+          <w:color w:val="1A1A1A"/>
           <w:sz w:val="18"/>
           <w:szCs w:val="18"/>
         </w:rPr>
-        <w:t xml:space="preserve">Step 1</w:t>
-      </w:r>
-      <w:r>
-        <w:rPr>
-          <w:rFonts w:ascii="Avenir Next" w:hAnsi="Avenir Next" w:cs="Avenir Next" w:eastAsia="Avenir Next"/>
-          <w:color w:val="1A1A1A"/>
-          <w:sz w:val="18"/>
-          <w:szCs w:val="18"/>
-        </w:rPr>
         <w:tab/>
       </w:r>
       <w:r>
         <w:rPr>
           <w:rFonts w:ascii="Avenir Next" w:hAnsi="Avenir Next" w:cs="Avenir Next" w:eastAsia="Avenir Next"/>
           <w:color w:val="1A1A1A"/>
-          <w:sz w:val="21"/>
+          <w:sz w:val="22"/>
           <w:szCs w:val="21"/>
         </w:rPr>
         <w:t xml:space="preserve">13 = 10 + </w:t>
@@ -2659,35 +2678,35 @@
           <w:rFonts w:ascii="Avenir Next" w:hAnsi="Avenir Next" w:cs="Avenir Next" w:eastAsia="Avenir Next"/>
           <w:b/>
           <w:color w:val="003A70"/>
+          <w:sz w:val="22"/>
+          <w:szCs w:val="18"/>
+        </w:rPr>
+        <w:t xml:space="preserve">Step 2</w:t>
+      </w:r>
+      <w:r>
+        <w:rPr>
+          <w:rFonts w:ascii="Avenir Next" w:hAnsi="Avenir Next" w:cs="Avenir Next" w:eastAsia="Avenir Next"/>
+          <w:color w:val="1A1A1A"/>
           <w:sz w:val="18"/>
           <w:szCs w:val="18"/>
         </w:rPr>
-        <w:t xml:space="preserve">Step 2</w:t>
-      </w:r>
-      <w:r>
-        <w:rPr>
-          <w:rFonts w:ascii="Avenir Next" w:hAnsi="Avenir Next" w:cs="Avenir Next" w:eastAsia="Avenir Next"/>
-          <w:color w:val="1A1A1A"/>
-          <w:sz w:val="18"/>
-          <w:szCs w:val="18"/>
-        </w:rPr>
         <w:tab/>
       </w:r>
       <w:r>
         <w:rPr>
           <w:rFonts w:ascii="Avenir Next" w:hAnsi="Avenir Next" w:cs="Avenir Next" w:eastAsia="Avenir Next"/>
           <w:color w:val="1A1A1A"/>
+          <w:sz w:val="22"/>
+          <w:szCs w:val="21"/>
+        </w:rPr>
+        <w:t xml:space="preserve">10 × 7 = </w:t>
+      </w:r>
+      <w:r>
+        <w:rPr>
+          <w:rFonts w:ascii="Avenir Next" w:hAnsi="Avenir Next" w:cs="Avenir Next" w:eastAsia="Avenir Next"/>
+          <w:color w:val="1A1A1A"/>
           <w:sz w:val="21"/>
           <w:szCs w:val="21"/>
-        </w:rPr>
-        <w:t xml:space="preserve">10 × 7 = </w:t>
-      </w:r>
-      <w:r>
-        <w:rPr>
-          <w:rFonts w:ascii="Avenir Next" w:hAnsi="Avenir Next" w:cs="Avenir Next" w:eastAsia="Avenir Next"/>
-          <w:color w:val="1A1A1A"/>
-          <w:sz w:val="21"/>
-          <w:szCs w:val="21"/>
           <w:u w:val="single"/>
         </w:rPr>
         <w:t xml:space="preserve">                </w:t>
@@ -2696,7 +2715,7 @@
         <w:rPr>
           <w:rFonts w:ascii="Avenir Next" w:hAnsi="Avenir Next" w:cs="Avenir Next" w:eastAsia="Avenir Next"/>
           <w:color w:val="1A1A1A"/>
-          <w:sz w:val="21"/>
+          <w:sz w:val="22"/>
           <w:szCs w:val="21"/>
         </w:rPr>
         <w:t xml:space="preserve"> and 3 × 7 = </w:t>
@@ -2726,35 +2745,35 @@
           <w:rFonts w:ascii="Avenir Next" w:hAnsi="Avenir Next" w:cs="Avenir Next" w:eastAsia="Avenir Next"/>
           <w:b/>
           <w:color w:val="003A70"/>
+          <w:sz w:val="22"/>
+          <w:szCs w:val="18"/>
+        </w:rPr>
+        <w:t xml:space="preserve">Step 3</w:t>
+      </w:r>
+      <w:r>
+        <w:rPr>
+          <w:rFonts w:ascii="Avenir Next" w:hAnsi="Avenir Next" w:cs="Avenir Next" w:eastAsia="Avenir Next"/>
+          <w:color w:val="1A1A1A"/>
           <w:sz w:val="18"/>
           <w:szCs w:val="18"/>
         </w:rPr>
-        <w:t xml:space="preserve">Step 3</w:t>
-      </w:r>
-      <w:r>
-        <w:rPr>
-          <w:rFonts w:ascii="Avenir Next" w:hAnsi="Avenir Next" w:cs="Avenir Next" w:eastAsia="Avenir Next"/>
-          <w:color w:val="1A1A1A"/>
-          <w:sz w:val="18"/>
-          <w:szCs w:val="18"/>
-        </w:rPr>
         <w:tab/>
       </w:r>
       <w:r>
         <w:rPr>
           <w:rFonts w:ascii="Avenir Next" w:hAnsi="Avenir Next" w:cs="Avenir Next" w:eastAsia="Avenir Next"/>
           <w:color w:val="1A1A1A"/>
+          <w:sz w:val="22"/>
+          <w:szCs w:val="21"/>
+        </w:rPr>
+        <w:t xml:space="preserve">70 + 21 = </w:t>
+      </w:r>
+      <w:r>
+        <w:rPr>
+          <w:rFonts w:ascii="Avenir Next" w:hAnsi="Avenir Next" w:cs="Avenir Next" w:eastAsia="Avenir Next"/>
+          <w:color w:val="1A1A1A"/>
           <w:sz w:val="21"/>
           <w:szCs w:val="21"/>
-        </w:rPr>
-        <w:t xml:space="preserve">70 + 21 = </w:t>
-      </w:r>
-      <w:r>
-        <w:rPr>
-          <w:rFonts w:ascii="Avenir Next" w:hAnsi="Avenir Next" w:cs="Avenir Next" w:eastAsia="Avenir Next"/>
-          <w:color w:val="1A1A1A"/>
-          <w:sz w:val="21"/>
-          <w:szCs w:val="21"/>
           <w:u w:val="single"/>
         </w:rPr>
         <w:t xml:space="preserve">                </w:t>
@@ -2763,7 +2782,7 @@
         <w:rPr>
           <w:rFonts w:ascii="Avenir Next" w:hAnsi="Avenir Next" w:cs="Avenir Next" w:eastAsia="Avenir Next"/>
           <w:color w:val="1A1A1A"/>
-          <w:sz w:val="21"/>
+          <w:sz w:val="22"/>
           <w:szCs w:val="21"/>
         </w:rPr>
         <w:t xml:space="preserve"> ft²</w:t>
@@ -2776,6 +2795,7 @@
     </w:p>
     <w:p>
       <w:pPr>
+        <w:pStyle w:val="Heading2"/>
         <w:keepNext/>
         <w:pBdr>
           <w:bottom w:val="single" w:sz="8" w:space="3" w:color="003A70"/>
@@ -2791,7 +2811,7 @@
           <w:b/>
           <w:color w:val="003A70"/>
           <w:spacing w:val="14"/>
-          <w:sz w:val="19"/>
+          <w:sz w:val="22"/>
           <w:szCs w:val="19"/>
         </w:rPr>
         <w:t xml:space="preserve">YOUR TURN</w:t>
@@ -2810,7 +2830,7 @@
           <w:rFonts w:ascii="Avenir Next" w:hAnsi="Avenir Next" w:cs="Avenir Next" w:eastAsia="Avenir Next"/>
           <w:i/>
           <w:color w:val="5A5F66"/>
-          <w:sz w:val="17"/>
+          <w:sz w:val="22"/>
           <w:szCs w:val="17"/>
         </w:rPr>
         <w:t xml:space="preserve">use the steps on your own</w:t>
@@ -2982,7 +3002,7 @@
                       <w:szCs w:val="22"/>
                       <w:u w:val="single"/>
                     </w:rPr>
-                    <w:t xml:space="preserve">        </w:t>
+                    <w:t xml:space="preserve">            </w:t>
                   </w:r>
                 </w:p>
               </w:tc>
@@ -3044,7 +3064,7 @@
                       <w:szCs w:val="22"/>
                       <w:u w:val="single"/>
                     </w:rPr>
-                    <w:t xml:space="preserve">        </w:t>
+                    <w:t xml:space="preserve">            </w:t>
                   </w:r>
                 </w:p>
               </w:tc>
@@ -3106,7 +3126,7 @@
                       <w:szCs w:val="22"/>
                       <w:u w:val="single"/>
                     </w:rPr>
-                    <w:t xml:space="preserve">        </w:t>
+                    <w:t xml:space="preserve">            </w:t>
                   </w:r>
                 </w:p>
               </w:tc>
@@ -3174,7 +3194,7 @@
                       <w:szCs w:val="22"/>
                       <w:u w:val="single"/>
                     </w:rPr>
-                    <w:t xml:space="preserve">        </w:t>
+                    <w:t xml:space="preserve">            </w:t>
                   </w:r>
                 </w:p>
               </w:tc>
@@ -3236,7 +3256,7 @@
                       <w:szCs w:val="22"/>
                       <w:u w:val="single"/>
                     </w:rPr>
-                    <w:t xml:space="preserve">        </w:t>
+                    <w:t xml:space="preserve">            </w:t>
                   </w:r>
                 </w:p>
               </w:tc>
@@ -3298,7 +3318,7 @@
                       <w:szCs w:val="22"/>
                       <w:u w:val="single"/>
                     </w:rPr>
-                    <w:t xml:space="preserve">        </w:t>
+                    <w:t xml:space="preserve">            </w:t>
                   </w:r>
                 </w:p>
               </w:tc>
@@ -3319,6 +3339,7 @@
     </w:p>
     <w:p>
       <w:pPr>
+        <w:pStyle w:val="Heading2"/>
         <w:keepNext/>
         <w:pBdr>
           <w:bottom w:val="single" w:sz="8" w:space="3" w:color="003A70"/>
@@ -3334,7 +3355,7 @@
           <w:b/>
           <w:color w:val="003A70"/>
           <w:spacing w:val="14"/>
-          <w:sz w:val="19"/>
+          <w:sz w:val="22"/>
           <w:szCs w:val="19"/>
         </w:rPr>
         <w:t xml:space="preserve">READY CHECK</w:t>
@@ -3353,7 +3374,7 @@
           <w:rFonts w:ascii="Avenir Next" w:hAnsi="Avenir Next" w:cs="Avenir Next" w:eastAsia="Avenir Next"/>
           <w:i/>
           <w:color w:val="5A5F66"/>
-          <w:sz w:val="17"/>
+          <w:sz w:val="22"/>
           <w:szCs w:val="17"/>
         </w:rPr>
         <w:t xml:space="preserve">a problem like the one in today’s lesson</w:t>
@@ -3485,25 +3506,25 @@
                       <w:rFonts w:ascii="Avenir Next" w:hAnsi="Avenir Next" w:cs="Avenir Next" w:eastAsia="Avenir Next"/>
                       <w:b/>
                       <w:color w:val="003A70"/>
+                      <w:sz w:val="22"/>
+                      <w:szCs w:val="21"/>
+                    </w:rPr>
+                    <w:t xml:space="preserve">A</w:t>
+                  </w:r>
+                  <w:r>
+                    <w:rPr>
+                      <w:rFonts w:ascii="Avenir Next" w:hAnsi="Avenir Next" w:cs="Avenir Next" w:eastAsia="Avenir Next"/>
+                      <w:color w:val="1A1A1A"/>
                       <w:sz w:val="21"/>
                       <w:szCs w:val="21"/>
                     </w:rPr>
-                    <w:t xml:space="preserve">A</w:t>
-                  </w:r>
-                  <w:r>
-                    <w:rPr>
-                      <w:rFonts w:ascii="Avenir Next" w:hAnsi="Avenir Next" w:cs="Avenir Next" w:eastAsia="Avenir Next"/>
-                      <w:color w:val="1A1A1A"/>
-                      <w:sz w:val="21"/>
-                      <w:szCs w:val="21"/>
-                    </w:rPr>
                     <w:tab/>
                   </w:r>
                   <w:r>
                     <w:rPr>
                       <w:rFonts w:ascii="Avenir Next" w:hAnsi="Avenir Next" w:cs="Avenir Next" w:eastAsia="Avenir Next"/>
                       <w:color w:val="1A1A1A"/>
-                      <w:sz w:val="21"/>
+                      <w:sz w:val="22"/>
                       <w:szCs w:val="21"/>
                     </w:rPr>
                     <w:t xml:space="preserve">25 in²</w:t>
@@ -3528,25 +3549,25 @@
                       <w:rFonts w:ascii="Avenir Next" w:hAnsi="Avenir Next" w:cs="Avenir Next" w:eastAsia="Avenir Next"/>
                       <w:b/>
                       <w:color w:val="003A70"/>
+                      <w:sz w:val="22"/>
+                      <w:szCs w:val="21"/>
+                    </w:rPr>
+                    <w:t xml:space="preserve">B</w:t>
+                  </w:r>
+                  <w:r>
+                    <w:rPr>
+                      <w:rFonts w:ascii="Avenir Next" w:hAnsi="Avenir Next" w:cs="Avenir Next" w:eastAsia="Avenir Next"/>
+                      <w:color w:val="1A1A1A"/>
                       <w:sz w:val="21"/>
                       <w:szCs w:val="21"/>
                     </w:rPr>
-                    <w:t xml:space="preserve">B</w:t>
-                  </w:r>
-                  <w:r>
-                    <w:rPr>
-                      <w:rFonts w:ascii="Avenir Next" w:hAnsi="Avenir Next" w:cs="Avenir Next" w:eastAsia="Avenir Next"/>
-                      <w:color w:val="1A1A1A"/>
-                      <w:sz w:val="21"/>
-                      <w:szCs w:val="21"/>
-                    </w:rPr>
                     <w:tab/>
                   </w:r>
                   <w:r>
                     <w:rPr>
                       <w:rFonts w:ascii="Avenir Next" w:hAnsi="Avenir Next" w:cs="Avenir Next" w:eastAsia="Avenir Next"/>
                       <w:color w:val="1A1A1A"/>
-                      <w:sz w:val="21"/>
+                      <w:sz w:val="22"/>
                       <w:szCs w:val="21"/>
                     </w:rPr>
                     <w:t xml:space="preserve">100 in²</w:t>
@@ -3571,25 +3592,25 @@
                       <w:rFonts w:ascii="Avenir Next" w:hAnsi="Avenir Next" w:cs="Avenir Next" w:eastAsia="Avenir Next"/>
                       <w:b/>
                       <w:color w:val="003A70"/>
+                      <w:sz w:val="22"/>
+                      <w:szCs w:val="21"/>
+                    </w:rPr>
+                    <w:t xml:space="preserve">C</w:t>
+                  </w:r>
+                  <w:r>
+                    <w:rPr>
+                      <w:rFonts w:ascii="Avenir Next" w:hAnsi="Avenir Next" w:cs="Avenir Next" w:eastAsia="Avenir Next"/>
+                      <w:color w:val="1A1A1A"/>
                       <w:sz w:val="21"/>
                       <w:szCs w:val="21"/>
                     </w:rPr>
-                    <w:t xml:space="preserve">C</w:t>
-                  </w:r>
-                  <w:r>
-                    <w:rPr>
-                      <w:rFonts w:ascii="Avenir Next" w:hAnsi="Avenir Next" w:cs="Avenir Next" w:eastAsia="Avenir Next"/>
-                      <w:color w:val="1A1A1A"/>
-                      <w:sz w:val="21"/>
-                      <w:szCs w:val="21"/>
-                    </w:rPr>
                     <w:tab/>
                   </w:r>
                   <w:r>
                     <w:rPr>
                       <w:rFonts w:ascii="Avenir Next" w:hAnsi="Avenir Next" w:cs="Avenir Next" w:eastAsia="Avenir Next"/>
                       <w:color w:val="1A1A1A"/>
-                      <w:sz w:val="21"/>
+                      <w:sz w:val="22"/>
                       <w:szCs w:val="21"/>
                     </w:rPr>
                     <w:t xml:space="preserve">125 in²</w:t>
@@ -3614,25 +3635,25 @@
                       <w:rFonts w:ascii="Avenir Next" w:hAnsi="Avenir Next" w:cs="Avenir Next" w:eastAsia="Avenir Next"/>
                       <w:b/>
                       <w:color w:val="003A70"/>
+                      <w:sz w:val="22"/>
+                      <w:szCs w:val="21"/>
+                    </w:rPr>
+                    <w:t xml:space="preserve">D</w:t>
+                  </w:r>
+                  <w:r>
+                    <w:rPr>
+                      <w:rFonts w:ascii="Avenir Next" w:hAnsi="Avenir Next" w:cs="Avenir Next" w:eastAsia="Avenir Next"/>
+                      <w:color w:val="1A1A1A"/>
                       <w:sz w:val="21"/>
                       <w:szCs w:val="21"/>
                     </w:rPr>
-                    <w:t xml:space="preserve">D</w:t>
-                  </w:r>
-                  <w:r>
-                    <w:rPr>
-                      <w:rFonts w:ascii="Avenir Next" w:hAnsi="Avenir Next" w:cs="Avenir Next" w:eastAsia="Avenir Next"/>
-                      <w:color w:val="1A1A1A"/>
-                      <w:sz w:val="21"/>
-                      <w:szCs w:val="21"/>
-                    </w:rPr>
                     <w:tab/>
                   </w:r>
                   <w:r>
                     <w:rPr>
                       <w:rFonts w:ascii="Avenir Next" w:hAnsi="Avenir Next" w:cs="Avenir Next" w:eastAsia="Avenir Next"/>
                       <w:color w:val="1A1A1A"/>
-                      <w:sz w:val="21"/>
+                      <w:sz w:val="22"/>
                       <w:szCs w:val="21"/>
                     </w:rPr>
                     <w:t xml:space="preserve">150 in²</w:t>
@@ -3681,19 +3702,42 @@
         <w:tblLook w:val="0000" w:firstRow="0" w:lastRow="0" w:firstColumn="0" w:lastColumn="0" w:noHBand="1" w:noVBand="1"/>
       </w:tblPr>
       <w:tblGrid>
-        <w:gridCol w:w="2000"/>
-        <w:gridCol w:w="2300"/>
-        <w:gridCol w:w="2100"/>
-        <w:gridCol w:w="3104"/>
+        <w:gridCol w:w="1750"/>
+        <w:gridCol w:w="2500"/>
+        <w:gridCol w:w="2200"/>
+        <w:gridCol w:w="3054"/>
       </w:tblGrid>
       <w:tr>
         <w:trPr>
           <w:cantSplit/>
-          <w:trHeight w:val="320" w:hRule="atLeast"/>
+          <w:trHeight w:val="300" w:hRule="atLeast"/>
         </w:trPr>
         <w:tc>
           <w:tcPr>
-            <w:tcW w:w="2000" w:type="dxa"/>
+            <w:tcW w:w="1750" w:type="dxa"/>
+            <w:vAlign w:val="center"/>
+          </w:tcPr>
+          <w:p>
+            <w:pPr>
+              <w:pStyle w:val="Heading2"/>
+              <w:spacing w:before="0" w:after="0" w:line="240" w:lineRule="auto"/>
+            </w:pPr>
+            <w:r>
+              <w:rPr>
+                <w:rFonts w:ascii="Avenir Next" w:hAnsi="Avenir Next" w:cs="Avenir Next" w:eastAsia="Avenir Next"/>
+                <w:b/>
+                <w:color w:val="003A70"/>
+                <w:spacing w:val="12"/>
+                <w:sz w:val="15"/>
+                <w:szCs w:val="15"/>
+              </w:rPr>
+              <w:t xml:space="preserve">CHECK YOURSELF</w:t>
+            </w:r>
+          </w:p>
+        </w:tc>
+        <w:tc>
+          <w:tcPr>
+            <w:tcW w:w="2500" w:type="dxa"/>
             <w:vAlign w:val="center"/>
           </w:tcPr>
           <w:p>
@@ -3702,20 +3746,27 @@
             </w:pPr>
             <w:r>
               <w:rPr>
-                <w:rFonts w:ascii="Avenir Next" w:hAnsi="Avenir Next" w:cs="Avenir Next" w:eastAsia="Avenir Next"/>
-                <w:b/>
-                <w:color w:val="003A70"/>
-                <w:spacing w:val="12"/>
-                <w:sz w:val="15"/>
-                <w:szCs w:val="15"/>
-              </w:rPr>
-              <w:t xml:space="preserve">CHECK YOURSELF</w:t>
+                <w:rFonts w:ascii="Arial" w:hAnsi="Arial" w:cs="Arial" w:eastAsia="Arial"/>
+                <w:color w:val="1A1A1A"/>
+                <w:sz w:val="20"/>
+                <w:szCs w:val="20"/>
+              </w:rPr>
+              <w:t xml:space="preserve">□</w:t>
+            </w:r>
+            <w:r>
+              <w:rPr>
+                <w:rFonts w:ascii="Avenir Next" w:hAnsi="Avenir Next" w:cs="Avenir Next" w:eastAsia="Avenir Next"/>
+                <w:color w:val="1A1A1A"/>
+                <w:sz w:val="17"/>
+                <w:szCs w:val="17"/>
+              </w:rPr>
+              <w:t xml:space="preserve">  I can do this on my own</w:t>
             </w:r>
           </w:p>
         </w:tc>
         <w:tc>
           <w:tcPr>
-            <w:tcW w:w="2300" w:type="dxa"/>
+            <w:tcW w:w="2200" w:type="dxa"/>
             <w:vAlign w:val="center"/>
           </w:tcPr>
           <w:p>
@@ -3726,8 +3777,8 @@
               <w:rPr>
                 <w:rFonts w:ascii="Arial" w:hAnsi="Arial" w:cs="Arial" w:eastAsia="Arial"/>
                 <w:color w:val="1A1A1A"/>
-                <w:sz w:val="24"/>
-                <w:szCs w:val="24"/>
+                <w:sz w:val="20"/>
+                <w:szCs w:val="20"/>
               </w:rPr>
               <w:t xml:space="preserve">□</w:t>
             </w:r>
@@ -3738,13 +3789,13 @@
                 <w:sz w:val="17"/>
                 <w:szCs w:val="17"/>
               </w:rPr>
-              <w:t xml:space="preserve">  I can do this on my own</w:t>
+              <w:t xml:space="preserve">  I need a little help</w:t>
             </w:r>
           </w:p>
         </w:tc>
         <w:tc>
           <w:tcPr>
-            <w:tcW w:w="2100" w:type="dxa"/>
+            <w:tcW w:w="3054" w:type="dxa"/>
             <w:vAlign w:val="center"/>
           </w:tcPr>
           <w:p>
@@ -3755,37 +3806,8 @@
               <w:rPr>
                 <w:rFonts w:ascii="Arial" w:hAnsi="Arial" w:cs="Arial" w:eastAsia="Arial"/>
                 <w:color w:val="1A1A1A"/>
-                <w:sz w:val="24"/>
-                <w:szCs w:val="24"/>
-              </w:rPr>
-              <w:t xml:space="preserve">□</w:t>
-            </w:r>
-            <w:r>
-              <w:rPr>
-                <w:rFonts w:ascii="Avenir Next" w:hAnsi="Avenir Next" w:cs="Avenir Next" w:eastAsia="Avenir Next"/>
-                <w:color w:val="1A1A1A"/>
-                <w:sz w:val="17"/>
-                <w:szCs w:val="17"/>
-              </w:rPr>
-              <w:t xml:space="preserve">  I need a little help</w:t>
-            </w:r>
-          </w:p>
-        </w:tc>
-        <w:tc>
-          <w:tcPr>
-            <w:tcW w:w="3104" w:type="dxa"/>
-            <w:vAlign w:val="center"/>
-          </w:tcPr>
-          <w:p>
-            <w:pPr>
-              <w:spacing w:before="0" w:after="0" w:line="240" w:lineRule="auto"/>
-            </w:pPr>
-            <w:r>
-              <w:rPr>
-                <w:rFonts w:ascii="Arial" w:hAnsi="Arial" w:cs="Arial" w:eastAsia="Arial"/>
-                <w:color w:val="1A1A1A"/>
-                <w:sz w:val="24"/>
-                <w:szCs w:val="24"/>
+                <w:sz w:val="20"/>
+                <w:szCs w:val="20"/>
               </w:rPr>
               <w:t xml:space="preserve">□</w:t>
             </w:r>
@@ -3820,7 +3842,7 @@
     <w:sectPr>
       <w:footerReference w:type="default" r:id="rIdFooter1"/>
       <w:pgSz w:w="12240" w:h="15840"/>
-      <w:pgMar w:top="893" w:right="1224" w:bottom="835" w:left="1512" w:header="432" w:footer="432" w:gutter="0"/>
+      <w:pgMar w:top="780" w:right="1224" w:bottom="760" w:left="1512" w:header="432" w:footer="432" w:gutter="0"/>
       <w:cols w:space="720"/>
     </w:sectPr>
   </w:body>
@@ -3900,7 +3922,106 @@
               <w:sz w:val="15"/>
               <w:szCs w:val="15"/>
             </w:rPr>
-            <w:t xml:space="preserve">Lesson 5-7  ·  Session 1  ·  Prerequisite Practice B</w:t>
+            <w:t xml:space="preserve">5-7 · Page </w:t>
+          </w:r>
+          <w:r>
+            <w:rPr>
+              <w:rFonts w:ascii="Avenir Next" w:hAnsi="Avenir Next" w:cs="Avenir Next" w:eastAsia="Avenir Next"/>
+              <w:color w:val="5A5F66"/>
+              <w:sz w:val="15"/>
+              <w:szCs w:val="15"/>
+            </w:rPr>
+            <w:fldChar w:fldCharType="begin"/>
+          </w:r>
+          <w:r>
+            <w:rPr>
+              <w:rFonts w:ascii="Avenir Next" w:hAnsi="Avenir Next" w:cs="Avenir Next" w:eastAsia="Avenir Next"/>
+              <w:color w:val="5A5F66"/>
+              <w:sz w:val="15"/>
+              <w:szCs w:val="15"/>
+            </w:rPr>
+            <w:instrText xml:space="preserve"> PAGE </w:instrText>
+          </w:r>
+          <w:r>
+            <w:rPr>
+              <w:rFonts w:ascii="Avenir Next" w:hAnsi="Avenir Next" w:cs="Avenir Next" w:eastAsia="Avenir Next"/>
+              <w:color w:val="5A5F66"/>
+              <w:sz w:val="15"/>
+              <w:szCs w:val="15"/>
+            </w:rPr>
+            <w:fldChar w:fldCharType="separate"/>
+          </w:r>
+          <w:r>
+            <w:rPr>
+              <w:rFonts w:ascii="Avenir Next" w:hAnsi="Avenir Next" w:cs="Avenir Next" w:eastAsia="Avenir Next"/>
+              <w:color w:val="5A5F66"/>
+              <w:sz w:val="15"/>
+              <w:szCs w:val="15"/>
+            </w:rPr>
+            <w:t xml:space="preserve">1</w:t>
+          </w:r>
+          <w:r>
+            <w:rPr>
+              <w:rFonts w:ascii="Avenir Next" w:hAnsi="Avenir Next" w:cs="Avenir Next" w:eastAsia="Avenir Next"/>
+              <w:color w:val="5A5F66"/>
+              <w:sz w:val="15"/>
+              <w:szCs w:val="15"/>
+            </w:rPr>
+            <w:fldChar w:fldCharType="end"/>
+          </w:r>
+          <w:r>
+            <w:rPr>
+              <w:rFonts w:ascii="Avenir Next" w:hAnsi="Avenir Next" w:cs="Avenir Next" w:eastAsia="Avenir Next"/>
+              <w:color w:val="5A5F66"/>
+              <w:sz w:val="15"/>
+              <w:szCs w:val="15"/>
+            </w:rPr>
+            <w:t xml:space="preserve"> of </w:t>
+          </w:r>
+          <w:r>
+            <w:rPr>
+              <w:rFonts w:ascii="Avenir Next" w:hAnsi="Avenir Next" w:cs="Avenir Next" w:eastAsia="Avenir Next"/>
+              <w:color w:val="5A5F66"/>
+              <w:sz w:val="15"/>
+              <w:szCs w:val="15"/>
+            </w:rPr>
+            <w:fldChar w:fldCharType="begin"/>
+          </w:r>
+          <w:r>
+            <w:rPr>
+              <w:rFonts w:ascii="Avenir Next" w:hAnsi="Avenir Next" w:cs="Avenir Next" w:eastAsia="Avenir Next"/>
+              <w:color w:val="5A5F66"/>
+              <w:sz w:val="15"/>
+              <w:szCs w:val="15"/>
+            </w:rPr>
+            <w:instrText xml:space="preserve"> NUMPAGES </w:instrText>
+          </w:r>
+          <w:r>
+            <w:rPr>
+              <w:rFonts w:ascii="Avenir Next" w:hAnsi="Avenir Next" w:cs="Avenir Next" w:eastAsia="Avenir Next"/>
+              <w:color w:val="5A5F66"/>
+              <w:sz w:val="15"/>
+              <w:szCs w:val="15"/>
+            </w:rPr>
+            <w:fldChar w:fldCharType="separate"/>
+          </w:r>
+          <w:r>
+            <w:rPr>
+              <w:rFonts w:ascii="Avenir Next" w:hAnsi="Avenir Next" w:cs="Avenir Next" w:eastAsia="Avenir Next"/>
+              <w:color w:val="5A5F66"/>
+              <w:sz w:val="15"/>
+              <w:szCs w:val="15"/>
+            </w:rPr>
+            <w:t xml:space="preserve">1</w:t>
+          </w:r>
+          <w:r>
+            <w:rPr>
+              <w:rFonts w:ascii="Avenir Next" w:hAnsi="Avenir Next" w:cs="Avenir Next" w:eastAsia="Avenir Next"/>
+              <w:color w:val="5A5F66"/>
+              <w:sz w:val="15"/>
+              <w:szCs w:val="15"/>
+            </w:rPr>
+            <w:fldChar w:fldCharType="end"/>
           </w:r>
         </w:p>
       </w:tc>
@@ -3943,5 +4064,23 @@
       </w:tblCellMar>
     </w:tblPr>
   </w:style>
+  <w:style w:type="paragraph" w:styleId="Heading1">
+    <w:name w:val="heading 1"/>
+    <w:basedOn w:val="Normal"/>
+    <w:pPr>
+      <w:outlineLvl w:val="0"/>
+      <w:keepNext w:val="0"/>
+      <w:keepLines w:val="0"/>
+    </w:pPr>
+  </w:style>
+  <w:style w:type="paragraph" w:styleId="Heading2">
+    <w:name w:val="heading 2"/>
+    <w:basedOn w:val="Normal"/>
+    <w:pPr>
+      <w:outlineLvl w:val="1"/>
+      <w:keepNext w:val="0"/>
+      <w:keepLines w:val="0"/>
+    </w:pPr>
+  </w:style>
 </w:styles>
 </file>